--- a/CSV108_docx/046_Validation_Test_Plan_and_Strategy.docx
+++ b/CSV108_docx/046_Validation_Test_Plan_and_Strategy.docx
@@ -1813,6 +1813,392 @@
         </w:rPr>
         <w:t>Entry: approved URS/design/FRA/scripts, stable build, trained testers and controlled data. Exit: all required tests executed, no open Critical/High item, Medium items resolved or accepted, traceability complete and test summary approved.</w:t>
       </w:r>
+    </w:p>
+    <w:p>
+      <w:pPr>
+        <w:spacing w:after="120" w:line="300" w:lineRule="auto"/>
+      </w:pPr>
+      <w:r>
+        <w:rPr>
+          <w:rFonts w:ascii="Calibri" w:hAnsi="Calibri"/>
+          <w:b w:val="0"/>
+          <w:i w:val="0"/>
+          <w:color w:val="000000"/>
+          <w:sz w:val="22"/>
+        </w:rPr>
+        <w:t>Scripted tests are required where objective acceptance criteria, high-risk controls or regulated calculations/interfaces are involved. Unscripted exploratory or business-observation testing may support usability and process fit only when scope, tester, data, observation and conclusion are recorded. Failed expected results shall not be overwritten by informal retest.</w:t>
+      </w:r>
+    </w:p>
+    <w:tbl>
+      <w:tblPr>
+        <w:tblStyle w:val="TableGrid"/>
+        <w:tblW w:type="dxa" w:w="9360"/>
+        <w:tblLayout w:type="fixed"/>
+        <w:tblLook w:firstColumn="1" w:firstRow="1" w:lastColumn="0" w:lastRow="0" w:noHBand="0" w:noVBand="1" w:val="04A0"/>
+        <w:tblInd w:w="120" w:type="dxa"/>
+      </w:tblPr>
+      <w:tblGrid>
+        <w:gridCol w:w="3941"/>
+        <w:gridCol w:w="5419"/>
+      </w:tblGrid>
+      <w:tr>
+        <w:trPr>
+          <w:tblHeader w:val="true"/>
+        </w:trPr>
+        <w:tc>
+          <w:tcPr>
+            <w:tcW w:type="dxa" w:w="3941"/>
+            <w:shd w:fill="E8EEF5"/>
+            <w:vAlign w:val="center"/>
+            <w:tcMar>
+              <w:top w:w="80" w:type="dxa"/>
+              <w:bottom w:w="80" w:type="dxa"/>
+              <w:start w:w="120" w:type="dxa"/>
+              <w:end w:w="120" w:type="dxa"/>
+            </w:tcMar>
+          </w:tcPr>
+          <w:p>
+            <w:pPr>
+              <w:spacing w:after="0" w:line="276" w:lineRule="auto"/>
+              <w:jc w:val="left"/>
+            </w:pPr>
+            <w:r/>
+            <w:r>
+              <w:rPr>
+                <w:rFonts w:ascii="Calibri" w:hAnsi="Calibri"/>
+                <w:b/>
+                <w:color w:val="000000"/>
+                <w:sz w:val="19"/>
+              </w:rPr>
+              <w:t>Test governance rule</w:t>
+            </w:r>
+          </w:p>
+        </w:tc>
+        <w:tc>
+          <w:tcPr>
+            <w:tcW w:type="dxa" w:w="5419"/>
+            <w:shd w:fill="E8EEF5"/>
+            <w:vAlign w:val="center"/>
+            <w:tcMar>
+              <w:top w:w="80" w:type="dxa"/>
+              <w:bottom w:w="80" w:type="dxa"/>
+              <w:start w:w="120" w:type="dxa"/>
+              <w:end w:w="120" w:type="dxa"/>
+            </w:tcMar>
+          </w:tcPr>
+          <w:p>
+            <w:pPr>
+              <w:spacing w:after="0" w:line="276" w:lineRule="auto"/>
+              <w:jc w:val="left"/>
+            </w:pPr>
+            <w:r/>
+            <w:r>
+              <w:rPr>
+                <w:rFonts w:ascii="Calibri" w:hAnsi="Calibri"/>
+                <w:b/>
+                <w:color w:val="000000"/>
+                <w:sz w:val="19"/>
+              </w:rPr>
+              <w:t>Required practice</w:t>
+            </w:r>
+          </w:p>
+        </w:tc>
+      </w:tr>
+      <w:tr>
+        <w:tc>
+          <w:tcPr>
+            <w:tcW w:type="dxa" w:w="3941"/>
+            <w:vAlign w:val="center"/>
+            <w:tcMar>
+              <w:top w:w="80" w:type="dxa"/>
+              <w:bottom w:w="80" w:type="dxa"/>
+              <w:start w:w="120" w:type="dxa"/>
+              <w:end w:w="120" w:type="dxa"/>
+            </w:tcMar>
+          </w:tcPr>
+          <w:p>
+            <w:pPr>
+              <w:spacing w:after="0" w:line="276" w:lineRule="auto"/>
+              <w:jc w:val="left"/>
+            </w:pPr>
+            <w:r/>
+            <w:r>
+              <w:rPr>
+                <w:rFonts w:ascii="Calibri" w:hAnsi="Calibri"/>
+                <w:b w:val="0"/>
+                <w:color w:val="000000"/>
+                <w:sz w:val="19"/>
+              </w:rPr>
+              <w:t>Pre-approved script</w:t>
+            </w:r>
+          </w:p>
+        </w:tc>
+        <w:tc>
+          <w:tcPr>
+            <w:tcW w:type="dxa" w:w="5419"/>
+            <w:vAlign w:val="center"/>
+            <w:tcMar>
+              <w:top w:w="80" w:type="dxa"/>
+              <w:bottom w:w="80" w:type="dxa"/>
+              <w:start w:w="120" w:type="dxa"/>
+              <w:end w:w="120" w:type="dxa"/>
+            </w:tcMar>
+          </w:tcPr>
+          <w:p>
+            <w:pPr>
+              <w:spacing w:after="0" w:line="276" w:lineRule="auto"/>
+              <w:jc w:val="left"/>
+            </w:pPr>
+            <w:r/>
+            <w:r>
+              <w:rPr>
+                <w:rFonts w:ascii="Calibri" w:hAnsi="Calibri"/>
+                <w:b w:val="0"/>
+                <w:color w:val="000000"/>
+                <w:sz w:val="19"/>
+              </w:rPr>
+              <w:t>Objective steps, expected result and evidence type defined before execution</w:t>
+            </w:r>
+          </w:p>
+        </w:tc>
+      </w:tr>
+      <w:tr>
+        <w:tc>
+          <w:tcPr>
+            <w:tcW w:type="dxa" w:w="3941"/>
+            <w:vAlign w:val="center"/>
+            <w:tcMar>
+              <w:top w:w="80" w:type="dxa"/>
+              <w:bottom w:w="80" w:type="dxa"/>
+              <w:start w:w="120" w:type="dxa"/>
+              <w:end w:w="120" w:type="dxa"/>
+            </w:tcMar>
+          </w:tcPr>
+          <w:p>
+            <w:pPr>
+              <w:spacing w:after="0" w:line="276" w:lineRule="auto"/>
+              <w:jc w:val="left"/>
+            </w:pPr>
+            <w:r/>
+            <w:r>
+              <w:rPr>
+                <w:rFonts w:ascii="Calibri" w:hAnsi="Calibri"/>
+                <w:b w:val="0"/>
+                <w:color w:val="000000"/>
+                <w:sz w:val="19"/>
+              </w:rPr>
+              <w:t>Tester independence</w:t>
+            </w:r>
+          </w:p>
+        </w:tc>
+        <w:tc>
+          <w:tcPr>
+            <w:tcW w:type="dxa" w:w="5419"/>
+            <w:vAlign w:val="center"/>
+            <w:tcMar>
+              <w:top w:w="80" w:type="dxa"/>
+              <w:bottom w:w="80" w:type="dxa"/>
+              <w:start w:w="120" w:type="dxa"/>
+              <w:end w:w="120" w:type="dxa"/>
+            </w:tcMar>
+          </w:tcPr>
+          <w:p>
+            <w:pPr>
+              <w:spacing w:after="0" w:line="276" w:lineRule="auto"/>
+              <w:jc w:val="left"/>
+            </w:pPr>
+            <w:r/>
+            <w:r>
+              <w:rPr>
+                <w:rFonts w:ascii="Calibri" w:hAnsi="Calibri"/>
+                <w:b w:val="0"/>
+                <w:color w:val="000000"/>
+                <w:sz w:val="19"/>
+              </w:rPr>
+              <w:t>Reviewer/approver independence maintained where required by risk</w:t>
+            </w:r>
+          </w:p>
+        </w:tc>
+      </w:tr>
+      <w:tr>
+        <w:tc>
+          <w:tcPr>
+            <w:tcW w:type="dxa" w:w="3941"/>
+            <w:vAlign w:val="center"/>
+            <w:tcMar>
+              <w:top w:w="80" w:type="dxa"/>
+              <w:bottom w:w="80" w:type="dxa"/>
+              <w:start w:w="120" w:type="dxa"/>
+              <w:end w:w="120" w:type="dxa"/>
+            </w:tcMar>
+          </w:tcPr>
+          <w:p>
+            <w:pPr>
+              <w:spacing w:after="0" w:line="276" w:lineRule="auto"/>
+              <w:jc w:val="left"/>
+            </w:pPr>
+            <w:r/>
+            <w:r>
+              <w:rPr>
+                <w:rFonts w:ascii="Calibri" w:hAnsi="Calibri"/>
+                <w:b w:val="0"/>
+                <w:color w:val="000000"/>
+                <w:sz w:val="19"/>
+              </w:rPr>
+              <w:t>Test data control</w:t>
+            </w:r>
+          </w:p>
+        </w:tc>
+        <w:tc>
+          <w:tcPr>
+            <w:tcW w:type="dxa" w:w="5419"/>
+            <w:vAlign w:val="center"/>
+            <w:tcMar>
+              <w:top w:w="80" w:type="dxa"/>
+              <w:bottom w:w="80" w:type="dxa"/>
+              <w:start w:w="120" w:type="dxa"/>
+              <w:end w:w="120" w:type="dxa"/>
+            </w:tcMar>
+          </w:tcPr>
+          <w:p>
+            <w:pPr>
+              <w:spacing w:after="0" w:line="276" w:lineRule="auto"/>
+              <w:jc w:val="left"/>
+            </w:pPr>
+            <w:r/>
+            <w:r>
+              <w:rPr>
+                <w:rFonts w:ascii="Calibri" w:hAnsi="Calibri"/>
+                <w:b w:val="0"/>
+                <w:color w:val="000000"/>
+                <w:sz w:val="19"/>
+              </w:rPr>
+              <w:t>Synthetic or approved masked data identified and retained</w:t>
+            </w:r>
+          </w:p>
+        </w:tc>
+      </w:tr>
+      <w:tr>
+        <w:tc>
+          <w:tcPr>
+            <w:tcW w:type="dxa" w:w="3941"/>
+            <w:vAlign w:val="center"/>
+            <w:tcMar>
+              <w:top w:w="80" w:type="dxa"/>
+              <w:bottom w:w="80" w:type="dxa"/>
+              <w:start w:w="120" w:type="dxa"/>
+              <w:end w:w="120" w:type="dxa"/>
+            </w:tcMar>
+          </w:tcPr>
+          <w:p>
+            <w:pPr>
+              <w:spacing w:after="0" w:line="276" w:lineRule="auto"/>
+              <w:jc w:val="left"/>
+            </w:pPr>
+            <w:r/>
+            <w:r>
+              <w:rPr>
+                <w:rFonts w:ascii="Calibri" w:hAnsi="Calibri"/>
+                <w:b w:val="0"/>
+                <w:color w:val="000000"/>
+                <w:sz w:val="19"/>
+              </w:rPr>
+              <w:t>Retest</w:t>
+            </w:r>
+          </w:p>
+        </w:tc>
+        <w:tc>
+          <w:tcPr>
+            <w:tcW w:type="dxa" w:w="5419"/>
+            <w:vAlign w:val="center"/>
+            <w:tcMar>
+              <w:top w:w="80" w:type="dxa"/>
+              <w:bottom w:w="80" w:type="dxa"/>
+              <w:start w:w="120" w:type="dxa"/>
+              <w:end w:w="120" w:type="dxa"/>
+            </w:tcMar>
+          </w:tcPr>
+          <w:p>
+            <w:pPr>
+              <w:spacing w:after="0" w:line="276" w:lineRule="auto"/>
+              <w:jc w:val="left"/>
+            </w:pPr>
+            <w:r/>
+            <w:r>
+              <w:rPr>
+                <w:rFonts w:ascii="Calibri" w:hAnsi="Calibri"/>
+                <w:b w:val="0"/>
+                <w:color w:val="000000"/>
+                <w:sz w:val="19"/>
+              </w:rPr>
+              <w:t>Links original failure, correction, impact and passing evidence</w:t>
+            </w:r>
+          </w:p>
+        </w:tc>
+      </w:tr>
+      <w:tr>
+        <w:tc>
+          <w:tcPr>
+            <w:tcW w:type="dxa" w:w="3941"/>
+            <w:vAlign w:val="center"/>
+            <w:tcMar>
+              <w:top w:w="80" w:type="dxa"/>
+              <w:bottom w:w="80" w:type="dxa"/>
+              <w:start w:w="120" w:type="dxa"/>
+              <w:end w:w="120" w:type="dxa"/>
+            </w:tcMar>
+          </w:tcPr>
+          <w:p>
+            <w:pPr>
+              <w:spacing w:after="0" w:line="276" w:lineRule="auto"/>
+              <w:jc w:val="left"/>
+            </w:pPr>
+            <w:r/>
+            <w:r>
+              <w:rPr>
+                <w:rFonts w:ascii="Calibri" w:hAnsi="Calibri"/>
+                <w:b w:val="0"/>
+                <w:color w:val="000000"/>
+                <w:sz w:val="19"/>
+              </w:rPr>
+              <w:t>Evidence legibility</w:t>
+            </w:r>
+          </w:p>
+        </w:tc>
+        <w:tc>
+          <w:tcPr>
+            <w:tcW w:type="dxa" w:w="5419"/>
+            <w:vAlign w:val="center"/>
+            <w:tcMar>
+              <w:top w:w="80" w:type="dxa"/>
+              <w:bottom w:w="80" w:type="dxa"/>
+              <w:start w:w="120" w:type="dxa"/>
+              <w:end w:w="120" w:type="dxa"/>
+            </w:tcMar>
+          </w:tcPr>
+          <w:p>
+            <w:pPr>
+              <w:spacing w:after="0" w:line="276" w:lineRule="auto"/>
+              <w:jc w:val="left"/>
+            </w:pPr>
+            <w:r/>
+            <w:r>
+              <w:rPr>
+                <w:rFonts w:ascii="Calibri" w:hAnsi="Calibri"/>
+                <w:b w:val="0"/>
+                <w:color w:val="000000"/>
+                <w:sz w:val="19"/>
+              </w:rPr>
+              <w:t>Screenshots/logs show system, environment, record and timestamp where practical</w:t>
+            </w:r>
+          </w:p>
+        </w:tc>
+      </w:tr>
+    </w:tbl>
+    <w:p>
+      <w:pPr>
+        <w:spacing w:after="80"/>
+      </w:pPr>
     </w:p>
     <w:p>
       <w:pPr>
